--- a/klagomål/A 38964-2026 FSC-klagomål.docx
+++ b/klagomål/A 38964-2026 FSC-klagomål.docx
@@ -1065,7 +1065,7 @@
     <w:r>
       <w:tab/>
       <w:tab/>
-      <w:t>2026-10-22</w:t>
+      <w:t>2026-10-23</w:t>
       <w:br/>
       <w:br/>
     </w:r>

--- a/klagomål/A 38964-2026 FSC-klagomål.docx
+++ b/klagomål/A 38964-2026 FSC-klagomål.docx
@@ -1065,7 +1065,7 @@
     <w:r>
       <w:tab/>
       <w:tab/>
-      <w:t>2026-10-23</w:t>
+      <w:t>2026-10-24</w:t>
       <w:br/>
       <w:br/>
     </w:r>

--- a/klagomål/A 38964-2026 FSC-klagomål.docx
+++ b/klagomål/A 38964-2026 FSC-klagomål.docx
@@ -1065,7 +1065,7 @@
     <w:r>
       <w:tab/>
       <w:tab/>
-      <w:t>2026-10-24</w:t>
+      <w:t>2026-10-25</w:t>
       <w:br/>
       <w:br/>
     </w:r>

--- a/klagomål/A 38964-2026 FSC-klagomål.docx
+++ b/klagomål/A 38964-2026 FSC-klagomål.docx
@@ -1065,7 +1065,7 @@
     <w:r>
       <w:tab/>
       <w:tab/>
-      <w:t>2026-10-25</w:t>
+      <w:t>2026-10-26</w:t>
       <w:br/>
       <w:br/>
     </w:r>

--- a/klagomål/A 38964-2026 FSC-klagomål.docx
+++ b/klagomål/A 38964-2026 FSC-klagomål.docx
@@ -1065,7 +1065,7 @@
     <w:r>
       <w:tab/>
       <w:tab/>
-      <w:t>2026-10-26</w:t>
+      <w:t>2026-10-27</w:t>
       <w:br/>
       <w:br/>
     </w:r>

--- a/klagomål/A 38964-2026 FSC-klagomål.docx
+++ b/klagomål/A 38964-2026 FSC-klagomål.docx
@@ -1065,7 +1065,7 @@
     <w:r>
       <w:tab/>
       <w:tab/>
-      <w:t>2026-10-27</w:t>
+      <w:t>2026-10-28</w:t>
       <w:br/>
       <w:br/>
     </w:r>

--- a/klagomål/A 38964-2026 FSC-klagomål.docx
+++ b/klagomål/A 38964-2026 FSC-klagomål.docx
@@ -216,12 +216,12 @@
         <w:spacing w:after="240"/>
       </w:pPr>
       <w:r>
-        <w:t>Figur 1. Fyndplatser för naturvårdsarter i och inom 4 meter från avverkningsanmälan. Markörer utan svart kant är placerade på fyndplatsen. Markörer med svart kant är placerade vid sidan av fyndplatsen och har ett svart streck som visar fyndplatsens exakta position. Kartans mittpunktskoordinat är N 6691281, E 678248 i SWEREF 99 TM.</w:t>
+        <w:t>Figur 1. Fyndplatser för naturvårdsarter i och inom 15 meter från avverkningsanmälan. Markörer utan svart kant är placerade på fyndplatsen. Markörer med svart kant är placerade vid sidan av fyndplatsen och har ett svart streck som visar fyndplatsens exakta position. Kartans mittpunktskoordinat är N 6691281, E 678248 i SWEREF 99 TM.</w:t>
       </w:r>
     </w:p>
     <w:p>
       <w:r>
-        <w:t>I och inom 4 meter från avverkningsanmälan finns fynd av 12 naturvårdsarter, varav 6 är rödlistade, 5 är fridlysta, 5 är typiska (T) och 4 är signalarter (S): kopparspindling (VU), duvhök (NT, §4), fjällig taggsvamp s.str. (NT), motaggsvamp (NT, T), skarp dropptaggsvamp (NT), talltita (NT, §4), nästrot (S, §8), skogsknipprot (S, T, §8), svavelriska (S), tibast (S, T), blåsippa (T, §9) och kransmossa (T). Se Figur 1.</w:t>
+        <w:t>I och inom 15 meter från avverkningsanmälan finns fynd av 14 naturvårdsarter, varav 7 är rödlistade, 5 är fridlysta, 6 är typiska (T) och 5 är signalarter (S): kopparspindling (VU), duvhök (NT, §4), fjällig taggsvamp s.str. (NT), motaggsvamp (NT, T), skarp dropptaggsvamp (NT), talltita (NT, §4), vårärt (NT, T), anisspindling (S), nästrot (S, §8), skogsknipprot (S, T, §8), svavelriska (S), tibast (S, T), blåsippa (T, §9) och kransmossa (T). Se Figur 1.</w:t>
       </w:r>
     </w:p>
     <w:p>
@@ -354,6 +354,35 @@
         <w:rPr>
           <w:b/>
         </w:rPr>
+        <w:t>Vårärt (NT)</w:t>
+      </w:r>
+      <w:r>
+        <w:t xml:space="preserve"> är en kalkgynnad mullväxt som är knuten till rik lundartad vegetation och har sin huvudsakliga förekomst i sydliga kalklövskogar, lövängen och hässlen. Den har även viktiga förekomster av reliktkaraktär i örtrika kalkgranskogar på frisk eller något fuktig mark i mellersta Sverige. Vårärt är en extra betydelsefull signalart i boreala och boreonemorala kalkgranskogar, då dessa förekomster nu är starkt fragmenterade och troligen visar på en flertusenårig ekologisk kontinuitet där spridning och etablering kan ha skett under postglaciala värmetiden. Arten tål inte dagens storskaliga skogsbruksmetoder och den kommer in på rödlistan för första gången 2025 till följd av en kraftig minskning (&gt;50%) i Riksskogstaxeringens data. Vårärt är typisk art för </w:t>
+      </w:r>
+      <w:r>
+        <w:rPr>
+          <w:i/>
+        </w:rPr>
+        <w:t xml:space="preserve">9050 Näringsrik granskog, 9020 Nordlig ädellövskog, 9160 Näringsrik ekskog </w:t>
+      </w:r>
+      <w:r>
+        <w:t xml:space="preserve">och </w:t>
+      </w:r>
+      <w:r>
+        <w:rPr>
+          <w:i/>
+        </w:rPr>
+        <w:t>9180 Ädellövskog i branter</w:t>
+      </w:r>
+      <w:r>
+        <w:t xml:space="preserve"> (Nitare &amp; Skogsstyrelsen, 2019; SLU Artdatabanken, 2026).</w:t>
+      </w:r>
+    </w:p>
+    <w:p>
+      <w:r>
+        <w:rPr>
+          <w:b/>
+        </w:rPr>
         <w:t>Skogsknipprot (§8)</w:t>
       </w:r>
       <w:r>
@@ -553,7 +582,7 @@
         <w:rPr>
           <w:i/>
         </w:rPr>
-        <w:t>I det avverkningsanmälda skogsområdet har 12 naturvårdsarter varav 6 rödlistade arter sina livsmiljöer och växtplatser.</w:t>
+        <w:t>I det avverkningsanmälda skogsområdet har 14 naturvårdsarter varav 7 rödlistade arter sina livsmiljöer och växtplatser.</w:t>
       </w:r>
     </w:p>
     <w:p>
@@ -1065,7 +1094,7 @@
     <w:r>
       <w:tab/>
       <w:tab/>
-      <w:t>2026-10-28</w:t>
+      <w:t>2026-10-29</w:t>
       <w:br/>
       <w:br/>
     </w:r>

--- a/klagomål/A 38964-2026 FSC-klagomål.docx
+++ b/klagomål/A 38964-2026 FSC-klagomål.docx
@@ -221,7 +221,7 @@
     </w:p>
     <w:p>
       <w:r>
-        <w:t>I och inom 15 meter från avverkningsanmälan finns fynd av 14 naturvårdsarter, varav 7 är rödlistade, 5 är fridlysta, 6 är typiska (T) och 5 är signalarter (S): kopparspindling (VU), duvhök (NT, §4), fjällig taggsvamp s.str. (NT), motaggsvamp (NT, T), skarp dropptaggsvamp (NT), talltita (NT, §4), vårärt (NT, T), anisspindling (S), nästrot (S, §8), skogsknipprot (S, T, §8), svavelriska (S), tibast (S, T), blåsippa (T, §9) och kransmossa (T). Se Figur 1.</w:t>
+        <w:t>I och inom 15 meter från avverkningsanmälan finns fynd av 13 naturvårdsarter, varav 6 är rödlistade, 4 är fridlysta, 6 är typiska (T) och 5 är signalarter (S): kopparspindling (VU), fjällig taggsvamp s.str. (NT), motaggsvamp (NT, T), skarp dropptaggsvamp (NT), talltita (NT, §4), vårärt (NT, T), anisspindling (S), nästrot (S, §8), skogsknipprot (S, T, §8), svavelriska (S), tibast (S, T), blåsippa (T, §9) och kransmossa (T). Se Figur 1.</w:t>
       </w:r>
     </w:p>
     <w:p>
@@ -290,17 +290,6 @@
         <w:rPr>
           <w:b/>
         </w:rPr>
-        <w:t>Duvhök (NT, §4)</w:t>
-      </w:r>
-      <w:r>
-        <w:t>, som är rödlistad som nära hotad, har minskat med 15 (0–30) % under de senaste 18 åren och minskningstakten för den svenska populationen bedöms vara nära gränsvärdet för sårbar (VU). Arten är starkt bunden till skogsmark och jagar helst inne i äldre skog. Den missgynnas av stora hyggen och täta planteringar. De gamla fåglarna är i huvudsak stationära i sina revir och boet läggs inne i tät, oftast äldre skog. Kantzoner mot öppen mark undviks och duvhöken, som är beroende av insynsskyddade boplatser, är därför känsligare för slutavverkning än flera andra rovfåglar. Friställande av boträd eller avverkning så att boplatsen blir exponerad mot öppen mark, medför att platsen överges. Eftersom duvhöken helst häckar i gammal skog, är dess häckningsplatser i princip alltid mer eller mindre hotade av skogsbruk och avverkningar (SLU Artdatabanken, 2026; Skogsstyrelsen 2016).</w:t>
-      </w:r>
-    </w:p>
-    <w:p>
-      <w:r>
-        <w:rPr>
-          <w:b/>
-        </w:rPr>
         <w:t>Fjällig taggsvamp s.str. (NT)</w:t>
       </w:r>
       <w:r>
@@ -582,7 +571,7 @@
         <w:rPr>
           <w:i/>
         </w:rPr>
-        <w:t>I det avverkningsanmälda skogsområdet har 14 naturvårdsarter varav 7 rödlistade arter sina livsmiljöer och växtplatser.</w:t>
+        <w:t>I det avverkningsanmälda skogsområdet har 13 naturvårdsarter varav 6 rödlistade arter sina livsmiljöer och växtplatser.</w:t>
       </w:r>
     </w:p>
     <w:p>
@@ -780,70 +769,6 @@
       </w:pPr>
       <w:r>
         <w:t>BILAGA 1 – Fridlysta arter</w:t>
-      </w:r>
-    </w:p>
-    <w:p>
-      <w:pPr>
-        <w:pStyle w:val="Heading1"/>
-      </w:pPr>
-      <w:r>
-        <w:t>Duvhök – ekologi samt krav på livsmiljön</w:t>
-      </w:r>
-    </w:p>
-    <w:p>
-      <w:r>
-        <w:t>Duvhök (NT, §4) är rödlistad som nära hotad och fridlyst enligt 4§ artskyddsförordningen. Arten har minskat med 15 (0–30) % under de senaste 18 åren och minskningstakten för den svenska populationen bedöms vara nära gränsvärdet för sårbar (VU). Bedömningen baseras på direkt observation, ett för arten lämpligt abundansindex och minskad geografisk utbredning och/eller försämrad habitatkvalitet (allt yngre och tätare skogar vilket försvårar för boplacering samt missgynnar jaktmöjligheterna) (SLU Artdatabanken, 2026).</w:t>
-      </w:r>
-    </w:p>
-    <w:p>
-      <w:r>
-        <w:t>Duvhöken är starkt bunden till skogsmark, såväl för häckning som födosök. Den påträffas oftast i större skogsområden med äldre skog, men kan ibland även häcka i dungar i områden dominerade av öppen mark. De gamla fåglarna är i huvudsak stationära i sina revir. Duvhöken jagar helst inne i äldre skog och missgynnas av stora hyggen och täta planteringar (Skogsstyrelsen, 2016).</w:t>
-      </w:r>
-    </w:p>
-    <w:p>
-      <w:r>
-        <w:t>Boet läggs inne i tät, oftast äldre skog. Kantzoner mot öppen mark undviks och duvhöken är därför känsligare för slutavverkning än flera andra rovfåglar. Boträdet måste vara grovgrenigt och är oftast en äldre gran eller tall, i sydligaste Sverige är bok vanligt. Duvhöken är beroende av insynsskyddade boplatser. Friställande av boträd eller avverkning så att boplatsen är exponerad mot öppen mark, medför att platsen överges. Samma bo kan användas flera år i rad, men likt andra rovfåglar har den normalt ett eller flera alternativa bon (Skogsstyrelsen, 2016). Eftersom duvhöken helst häckar i gammal skog, är dess häckningsplatser i princip alltid mer eller mindre hotade av skogsbruk och avverkningar (SLU Artdatabanken, 2026).</w:t>
-      </w:r>
-    </w:p>
-    <w:p>
-      <w:r>
-        <w:t>Den viktigaste begränsande faktorn för duvhökspopulationen i stort är födan och ett allvarligare problem är därför den av skogsbruket orsakade storskaliga omvandlingen och utarmningen av skogslandskapet, som kan påverka såväl duvhökens möjlighet att jaga som förekomsten av viktiga byten. Duvhökens jaktteknik gör den beroende av landskapets utformning och sammansättning och dess preferens för gammal skog tyder på att den är anpassad till att jaga i skog som är “lagom” tät. I öppnare biotoper, till exempel hyggen, kommer dess jaktteknik inte till sin rätt och i tätare biotoper, t.ex. ungskogar, har den relativt stora duvhöken svårt att manövrera (SLU Artdatabanken, 2026).</w:t>
-      </w:r>
-    </w:p>
-    <w:p>
-      <w:pPr>
-        <w:pStyle w:val="Heading2"/>
-      </w:pPr>
-      <w:r>
-        <w:t>Referenser – duvhök</w:t>
-      </w:r>
-    </w:p>
-    <w:p>
-      <w:r>
-        <w:t xml:space="preserve">Skogsstyrelsen, 2016. </w:t>
-      </w:r>
-      <w:r>
-        <w:rPr>
-          <w:i/>
-        </w:rPr>
-        <w:t xml:space="preserve">Duvhök – Vägledning för hänsyn till fåglar. </w:t>
-      </w:r>
-      <w:r>
-        <w:t>https://www.skogsstyrelsen.se/globalassets/lag-och-tillsyn/artskydd/vagledningar-for-hansyn-till-faglar/duvhok-vagledning-hansyn2.pdf</w:t>
-      </w:r>
-    </w:p>
-    <w:p>
-      <w:r>
-        <w:t xml:space="preserve">SLU Artdatabanken, 2026. </w:t>
-      </w:r>
-      <w:r>
-        <w:rPr>
-          <w:i/>
-        </w:rPr>
-        <w:t xml:space="preserve">Artfaktablad. Naturvård – artfakta. </w:t>
-      </w:r>
-      <w:r>
-        <w:t>SLU Artdatabanken, Uppsala</w:t>
       </w:r>
     </w:p>
     <w:p>
@@ -1094,7 +1019,7 @@
     <w:r>
       <w:tab/>
       <w:tab/>
-      <w:t>2026-10-29</w:t>
+      <w:t>2026-10-31</w:t>
       <w:br/>
       <w:br/>
     </w:r>
